--- a/assignment2/Assignment 2.docx
+++ b/assignment2/Assignment 2.docx
@@ -345,7 +345,21 @@
     <w:p/>
     <w:p/>
     <w:p>
-      <w:r>
+      <w:pPr>
+        <w:rPr>
+          <w:b/>
+          <w:bCs/>
+          <w:sz w:val="28"/>
+          <w:szCs w:val="28"/>
+        </w:rPr>
+      </w:pPr>
+      <w:r>
+        <w:rPr>
+          <w:b/>
+          <w:bCs/>
+          <w:sz w:val="28"/>
+          <w:szCs w:val="28"/>
+        </w:rPr>
         <w:t>Part III</w:t>
       </w:r>
     </w:p>
@@ -751,51 +765,990 @@
         <w:rPr>
           <w:noProof/>
         </w:rPr>
+        <w:drawing>
+          <wp:inline distT="0" distB="0" distL="0" distR="0" wp14:anchorId="713C8382" wp14:editId="1B18738C">
+            <wp:extent cx="4489450" cy="2482148"/>
+            <wp:effectExtent l="0" t="0" r="0" b="0"/>
+            <wp:docPr id="2040062948" name="Picture 14" descr="A screen shot of a computer&#10;&#10;Description automatically generated"/>
+            <wp:cNvGraphicFramePr>
+              <a:graphicFrameLocks xmlns:a="http://schemas.openxmlformats.org/drawingml/2006/main" noChangeAspect="1"/>
+            </wp:cNvGraphicFramePr>
+            <a:graphic xmlns:a="http://schemas.openxmlformats.org/drawingml/2006/main">
+              <a:graphicData uri="http://schemas.openxmlformats.org/drawingml/2006/picture">
+                <pic:pic xmlns:pic="http://schemas.openxmlformats.org/drawingml/2006/picture">
+                  <pic:nvPicPr>
+                    <pic:cNvPr id="2040062948" name="Picture 14" descr="A screen shot of a computer&#10;&#10;Description automatically generated"/>
+                    <pic:cNvPicPr/>
+                  </pic:nvPicPr>
+                  <pic:blipFill>
+                    <a:blip r:embed="rId16" cstate="print">
+                      <a:extLst>
+                        <a:ext uri="{28A0092B-C50C-407E-A947-70E740481C1C}">
+                          <a14:useLocalDpi xmlns:a14="http://schemas.microsoft.com/office/drawing/2010/main" val="0"/>
+                        </a:ext>
+                      </a:extLst>
+                    </a:blip>
+                    <a:stretch>
+                      <a:fillRect/>
+                    </a:stretch>
+                  </pic:blipFill>
+                  <pic:spPr>
+                    <a:xfrm>
+                      <a:off x="0" y="0"/>
+                      <a:ext cx="4494715" cy="2485059"/>
+                    </a:xfrm>
+                    <a:prstGeom prst="rect">
+                      <a:avLst/>
+                    </a:prstGeom>
+                  </pic:spPr>
+                </pic:pic>
+              </a:graphicData>
+            </a:graphic>
+          </wp:inline>
+        </w:drawing>
+      </w:r>
+    </w:p>
+    <w:p>
+      <w:r>
+        <w:rPr>
+          <w:rFonts w:hint="eastAsia"/>
+        </w:rPr>
         <w:lastRenderedPageBreak/>
-        <w:drawing>
-          <wp:inline distT="0" distB="0" distL="0" distR="0" wp14:anchorId="713C8382" wp14:editId="60E39B98">
-            <wp:extent cx="5943600" cy="3286125"/>
+        <w:t>(</w:t>
+      </w:r>
+      <w:r>
+        <w:t>3) Post request</w:t>
+      </w:r>
+    </w:p>
+    <w:p>
+      <w:pPr>
+        <w:rPr>
+          <w:rFonts w:hint="eastAsia"/>
+        </w:rPr>
+      </w:pPr>
+      <w:r>
+        <w:rPr>
+          <w:rFonts w:hint="eastAsia"/>
+          <w:noProof/>
+        </w:rPr>
+        <w:drawing>
+          <wp:inline distT="0" distB="0" distL="0" distR="0" wp14:anchorId="279E431D" wp14:editId="1F9F6BAF">
+            <wp:extent cx="5943600" cy="3279140"/>
+            <wp:effectExtent l="0" t="0" r="0" b="0"/>
+            <wp:docPr id="566007341" name="Picture 15" descr="A computer screen shot of a black screen&#10;&#10;Description automatically generated"/>
+            <wp:cNvGraphicFramePr>
+              <a:graphicFrameLocks xmlns:a="http://schemas.openxmlformats.org/drawingml/2006/main" noChangeAspect="1"/>
+            </wp:cNvGraphicFramePr>
+            <a:graphic xmlns:a="http://schemas.openxmlformats.org/drawingml/2006/main">
+              <a:graphicData uri="http://schemas.openxmlformats.org/drawingml/2006/picture">
+                <pic:pic xmlns:pic="http://schemas.openxmlformats.org/drawingml/2006/picture">
+                  <pic:nvPicPr>
+                    <pic:cNvPr id="566007341" name="Picture 15" descr="A computer screen shot of a black screen&#10;&#10;Description automatically generated"/>
+                    <pic:cNvPicPr/>
+                  </pic:nvPicPr>
+                  <pic:blipFill>
+                    <a:blip r:embed="rId17" cstate="print">
+                      <a:extLst>
+                        <a:ext uri="{28A0092B-C50C-407E-A947-70E740481C1C}">
+                          <a14:useLocalDpi xmlns:a14="http://schemas.microsoft.com/office/drawing/2010/main" val="0"/>
+                        </a:ext>
+                      </a:extLst>
+                    </a:blip>
+                    <a:stretch>
+                      <a:fillRect/>
+                    </a:stretch>
+                  </pic:blipFill>
+                  <pic:spPr>
+                    <a:xfrm>
+                      <a:off x="0" y="0"/>
+                      <a:ext cx="5943600" cy="3279140"/>
+                    </a:xfrm>
+                    <a:prstGeom prst="rect">
+                      <a:avLst/>
+                    </a:prstGeom>
+                  </pic:spPr>
+                </pic:pic>
+              </a:graphicData>
+            </a:graphic>
+          </wp:inline>
+        </w:drawing>
+      </w:r>
+    </w:p>
+    <w:p>
+      <w:pPr>
+        <w:rPr>
+          <w:rFonts w:hint="eastAsia"/>
+        </w:rPr>
+      </w:pPr>
+    </w:p>
+    <w:p>
+      <w:r>
+        <w:t>3. Run on cloud</w:t>
+      </w:r>
+    </w:p>
+    <w:p>
+      <w:r>
+        <w:t>(1) Install git</w:t>
+      </w:r>
+    </w:p>
+    <w:p>
+      <w:r>
+        <w:rPr>
+          <w:rFonts w:hint="eastAsia"/>
+          <w:noProof/>
+        </w:rPr>
+        <w:drawing>
+          <wp:inline distT="0" distB="0" distL="0" distR="0" wp14:anchorId="064BB51D" wp14:editId="69DC5740">
+            <wp:extent cx="5784850" cy="4108727"/>
+            <wp:effectExtent l="0" t="0" r="0" b="6350"/>
+            <wp:docPr id="527747413" name="Picture 16" descr="A screenshot of a computer&#10;&#10;Description automatically generated"/>
+            <wp:cNvGraphicFramePr>
+              <a:graphicFrameLocks xmlns:a="http://schemas.openxmlformats.org/drawingml/2006/main" noChangeAspect="1"/>
+            </wp:cNvGraphicFramePr>
+            <a:graphic xmlns:a="http://schemas.openxmlformats.org/drawingml/2006/main">
+              <a:graphicData uri="http://schemas.openxmlformats.org/drawingml/2006/picture">
+                <pic:pic xmlns:pic="http://schemas.openxmlformats.org/drawingml/2006/picture">
+                  <pic:nvPicPr>
+                    <pic:cNvPr id="527747413" name="Picture 16" descr="A screenshot of a computer&#10;&#10;Description automatically generated"/>
+                    <pic:cNvPicPr/>
+                  </pic:nvPicPr>
+                  <pic:blipFill>
+                    <a:blip r:embed="rId18" cstate="print">
+                      <a:extLst>
+                        <a:ext uri="{28A0092B-C50C-407E-A947-70E740481C1C}">
+                          <a14:useLocalDpi xmlns:a14="http://schemas.microsoft.com/office/drawing/2010/main" val="0"/>
+                        </a:ext>
+                      </a:extLst>
+                    </a:blip>
+                    <a:stretch>
+                      <a:fillRect/>
+                    </a:stretch>
+                  </pic:blipFill>
+                  <pic:spPr>
+                    <a:xfrm>
+                      <a:off x="0" y="0"/>
+                      <a:ext cx="5790034" cy="4112409"/>
+                    </a:xfrm>
+                    <a:prstGeom prst="rect">
+                      <a:avLst/>
+                    </a:prstGeom>
+                  </pic:spPr>
+                </pic:pic>
+              </a:graphicData>
+            </a:graphic>
+          </wp:inline>
+        </w:drawing>
+      </w:r>
+    </w:p>
+    <w:p>
+      <w:r>
+        <w:lastRenderedPageBreak/>
+        <w:t>(2) Install docker</w:t>
+      </w:r>
+    </w:p>
+    <w:p>
+      <w:r>
+        <w:rPr>
+          <w:rFonts w:hint="eastAsia"/>
+          <w:noProof/>
+        </w:rPr>
+        <w:drawing>
+          <wp:inline distT="0" distB="0" distL="0" distR="0" wp14:anchorId="4E4E82FF" wp14:editId="12DEAEA1">
+            <wp:extent cx="4724400" cy="750553"/>
+            <wp:effectExtent l="0" t="0" r="0" b="0"/>
+            <wp:docPr id="1751770506" name="Picture 17" descr="A black screen with white text&#10;&#10;Description automatically generated"/>
+            <wp:cNvGraphicFramePr>
+              <a:graphicFrameLocks xmlns:a="http://schemas.openxmlformats.org/drawingml/2006/main" noChangeAspect="1"/>
+            </wp:cNvGraphicFramePr>
+            <a:graphic xmlns:a="http://schemas.openxmlformats.org/drawingml/2006/main">
+              <a:graphicData uri="http://schemas.openxmlformats.org/drawingml/2006/picture">
+                <pic:pic xmlns:pic="http://schemas.openxmlformats.org/drawingml/2006/picture">
+                  <pic:nvPicPr>
+                    <pic:cNvPr id="1751770506" name="Picture 17" descr="A black screen with white text&#10;&#10;Description automatically generated"/>
+                    <pic:cNvPicPr/>
+                  </pic:nvPicPr>
+                  <pic:blipFill>
+                    <a:blip r:embed="rId19" cstate="print">
+                      <a:extLst>
+                        <a:ext uri="{28A0092B-C50C-407E-A947-70E740481C1C}">
+                          <a14:useLocalDpi xmlns:a14="http://schemas.microsoft.com/office/drawing/2010/main" val="0"/>
+                        </a:ext>
+                      </a:extLst>
+                    </a:blip>
+                    <a:stretch>
+                      <a:fillRect/>
+                    </a:stretch>
+                  </pic:blipFill>
+                  <pic:spPr>
+                    <a:xfrm>
+                      <a:off x="0" y="0"/>
+                      <a:ext cx="4793092" cy="761466"/>
+                    </a:xfrm>
+                    <a:prstGeom prst="rect">
+                      <a:avLst/>
+                    </a:prstGeom>
+                  </pic:spPr>
+                </pic:pic>
+              </a:graphicData>
+            </a:graphic>
+          </wp:inline>
+        </w:drawing>
+      </w:r>
+    </w:p>
+    <w:p/>
+    <w:p>
+      <w:r>
+        <w:t>(3) Start docker</w:t>
+      </w:r>
+    </w:p>
+    <w:p>
+      <w:r>
+        <w:rPr>
+          <w:noProof/>
+        </w:rPr>
+        <w:drawing>
+          <wp:inline distT="0" distB="0" distL="0" distR="0" wp14:anchorId="281F7E40" wp14:editId="3568DC78">
+            <wp:extent cx="4902200" cy="1659729"/>
+            <wp:effectExtent l="0" t="0" r="0" b="4445"/>
+            <wp:docPr id="1402449676" name="Picture 18" descr="A screen shot of a computer&#10;&#10;Description automatically generated"/>
+            <wp:cNvGraphicFramePr>
+              <a:graphicFrameLocks xmlns:a="http://schemas.openxmlformats.org/drawingml/2006/main" noChangeAspect="1"/>
+            </wp:cNvGraphicFramePr>
+            <a:graphic xmlns:a="http://schemas.openxmlformats.org/drawingml/2006/main">
+              <a:graphicData uri="http://schemas.openxmlformats.org/drawingml/2006/picture">
+                <pic:pic xmlns:pic="http://schemas.openxmlformats.org/drawingml/2006/picture">
+                  <pic:nvPicPr>
+                    <pic:cNvPr id="1402449676" name="Picture 18" descr="A screen shot of a computer&#10;&#10;Description automatically generated"/>
+                    <pic:cNvPicPr/>
+                  </pic:nvPicPr>
+                  <pic:blipFill>
+                    <a:blip r:embed="rId20" cstate="print">
+                      <a:extLst>
+                        <a:ext uri="{28A0092B-C50C-407E-A947-70E740481C1C}">
+                          <a14:useLocalDpi xmlns:a14="http://schemas.microsoft.com/office/drawing/2010/main" val="0"/>
+                        </a:ext>
+                      </a:extLst>
+                    </a:blip>
+                    <a:stretch>
+                      <a:fillRect/>
+                    </a:stretch>
+                  </pic:blipFill>
+                  <pic:spPr>
+                    <a:xfrm>
+                      <a:off x="0" y="0"/>
+                      <a:ext cx="4922577" cy="1666628"/>
+                    </a:xfrm>
+                    <a:prstGeom prst="rect">
+                      <a:avLst/>
+                    </a:prstGeom>
+                  </pic:spPr>
+                </pic:pic>
+              </a:graphicData>
+            </a:graphic>
+          </wp:inline>
+        </w:drawing>
+      </w:r>
+    </w:p>
+    <w:p/>
+    <w:p>
+      <w:r>
+        <w:rPr>
+          <w:rFonts w:hint="eastAsia"/>
+        </w:rPr>
+        <w:t>(</w:t>
+      </w:r>
+      <w:r>
+        <w:t xml:space="preserve">5) </w:t>
+      </w:r>
+      <w:r>
+        <w:rPr>
+          <w:rFonts w:hint="eastAsia"/>
+        </w:rPr>
+        <w:t>Clone</w:t>
+      </w:r>
+      <w:r>
+        <w:t xml:space="preserve"> </w:t>
+      </w:r>
+      <w:r>
+        <w:rPr>
+          <w:rFonts w:hint="eastAsia"/>
+        </w:rPr>
+        <w:t>GitHub</w:t>
+      </w:r>
+      <w:r>
+        <w:t xml:space="preserve"> </w:t>
+      </w:r>
+      <w:r>
+        <w:rPr>
+          <w:rFonts w:hint="eastAsia"/>
+        </w:rPr>
+        <w:t>Repo</w:t>
+      </w:r>
+    </w:p>
+    <w:p>
+      <w:r>
+        <w:rPr>
+          <w:rFonts w:hint="eastAsia"/>
+          <w:noProof/>
+        </w:rPr>
+        <w:drawing>
+          <wp:inline distT="0" distB="0" distL="0" distR="0" wp14:anchorId="3E74F920" wp14:editId="2990DC86">
+            <wp:extent cx="4660900" cy="1381339"/>
             <wp:effectExtent l="0" t="0" r="0" b="3175"/>
-            <wp:docPr id="2040062948" name="Picture 14" descr="A screen shot of a computer&#10;&#10;Description automatically generated"/>
-            <wp:cNvGraphicFramePr>
-              <a:graphicFrameLocks xmlns:a="http://schemas.openxmlformats.org/drawingml/2006/main" noChangeAspect="1"/>
-            </wp:cNvGraphicFramePr>
-            <a:graphic xmlns:a="http://schemas.openxmlformats.org/drawingml/2006/main">
-              <a:graphicData uri="http://schemas.openxmlformats.org/drawingml/2006/picture">
-                <pic:pic xmlns:pic="http://schemas.openxmlformats.org/drawingml/2006/picture">
-                  <pic:nvPicPr>
-                    <pic:cNvPr id="2040062948" name="Picture 14" descr="A screen shot of a computer&#10;&#10;Description automatically generated"/>
-                    <pic:cNvPicPr/>
-                  </pic:nvPicPr>
-                  <pic:blipFill>
-                    <a:blip r:embed="rId16" cstate="print">
-                      <a:extLst>
-                        <a:ext uri="{28A0092B-C50C-407E-A947-70E740481C1C}">
-                          <a14:useLocalDpi xmlns:a14="http://schemas.microsoft.com/office/drawing/2010/main" val="0"/>
-                        </a:ext>
-                      </a:extLst>
-                    </a:blip>
-                    <a:stretch>
-                      <a:fillRect/>
-                    </a:stretch>
-                  </pic:blipFill>
-                  <pic:spPr>
-                    <a:xfrm>
-                      <a:off x="0" y="0"/>
-                      <a:ext cx="5943600" cy="3286125"/>
-                    </a:xfrm>
-                    <a:prstGeom prst="rect">
-                      <a:avLst/>
-                    </a:prstGeom>
-                  </pic:spPr>
-                </pic:pic>
-              </a:graphicData>
-            </a:graphic>
-          </wp:inline>
-        </w:drawing>
-      </w:r>
-    </w:p>
-    <w:p/>
+            <wp:docPr id="1141955511" name="Picture 19" descr="A computer screen with white text&#10;&#10;Description automatically generated"/>
+            <wp:cNvGraphicFramePr>
+              <a:graphicFrameLocks xmlns:a="http://schemas.openxmlformats.org/drawingml/2006/main" noChangeAspect="1"/>
+            </wp:cNvGraphicFramePr>
+            <a:graphic xmlns:a="http://schemas.openxmlformats.org/drawingml/2006/main">
+              <a:graphicData uri="http://schemas.openxmlformats.org/drawingml/2006/picture">
+                <pic:pic xmlns:pic="http://schemas.openxmlformats.org/drawingml/2006/picture">
+                  <pic:nvPicPr>
+                    <pic:cNvPr id="1141955511" name="Picture 19" descr="A computer screen with white text&#10;&#10;Description automatically generated"/>
+                    <pic:cNvPicPr/>
+                  </pic:nvPicPr>
+                  <pic:blipFill>
+                    <a:blip r:embed="rId21" cstate="print">
+                      <a:extLst>
+                        <a:ext uri="{28A0092B-C50C-407E-A947-70E740481C1C}">
+                          <a14:useLocalDpi xmlns:a14="http://schemas.microsoft.com/office/drawing/2010/main" val="0"/>
+                        </a:ext>
+                      </a:extLst>
+                    </a:blip>
+                    <a:stretch>
+                      <a:fillRect/>
+                    </a:stretch>
+                  </pic:blipFill>
+                  <pic:spPr>
+                    <a:xfrm>
+                      <a:off x="0" y="0"/>
+                      <a:ext cx="4724689" cy="1400244"/>
+                    </a:xfrm>
+                    <a:prstGeom prst="rect">
+                      <a:avLst/>
+                    </a:prstGeom>
+                  </pic:spPr>
+                </pic:pic>
+              </a:graphicData>
+            </a:graphic>
+          </wp:inline>
+        </w:drawing>
+      </w:r>
+    </w:p>
+    <w:p/>
+    <w:p>
+      <w:r>
+        <w:t>(6) load docker on EC2 and run it</w:t>
+      </w:r>
+    </w:p>
+    <w:p>
+      <w:r>
+        <w:rPr>
+          <w:rFonts w:hint="eastAsia"/>
+          <w:noProof/>
+        </w:rPr>
+        <w:drawing>
+          <wp:inline distT="0" distB="0" distL="0" distR="0" wp14:anchorId="7A0BF07A" wp14:editId="7E94B280">
+            <wp:extent cx="4692650" cy="2779493"/>
+            <wp:effectExtent l="0" t="0" r="0" b="1905"/>
+            <wp:docPr id="1237347958" name="Picture 20" descr="A screenshot of a computer&#10;&#10;Description automatically generated"/>
+            <wp:cNvGraphicFramePr>
+              <a:graphicFrameLocks xmlns:a="http://schemas.openxmlformats.org/drawingml/2006/main" noChangeAspect="1"/>
+            </wp:cNvGraphicFramePr>
+            <a:graphic xmlns:a="http://schemas.openxmlformats.org/drawingml/2006/main">
+              <a:graphicData uri="http://schemas.openxmlformats.org/drawingml/2006/picture">
+                <pic:pic xmlns:pic="http://schemas.openxmlformats.org/drawingml/2006/picture">
+                  <pic:nvPicPr>
+                    <pic:cNvPr id="1237347958" name="Picture 20" descr="A screenshot of a computer&#10;&#10;Description automatically generated"/>
+                    <pic:cNvPicPr/>
+                  </pic:nvPicPr>
+                  <pic:blipFill>
+                    <a:blip r:embed="rId22" cstate="print">
+                      <a:extLst>
+                        <a:ext uri="{28A0092B-C50C-407E-A947-70E740481C1C}">
+                          <a14:useLocalDpi xmlns:a14="http://schemas.microsoft.com/office/drawing/2010/main" val="0"/>
+                        </a:ext>
+                      </a:extLst>
+                    </a:blip>
+                    <a:stretch>
+                      <a:fillRect/>
+                    </a:stretch>
+                  </pic:blipFill>
+                  <pic:spPr>
+                    <a:xfrm>
+                      <a:off x="0" y="0"/>
+                      <a:ext cx="4718175" cy="2794612"/>
+                    </a:xfrm>
+                    <a:prstGeom prst="rect">
+                      <a:avLst/>
+                    </a:prstGeom>
+                  </pic:spPr>
+                </pic:pic>
+              </a:graphicData>
+            </a:graphic>
+          </wp:inline>
+        </w:drawing>
+      </w:r>
+    </w:p>
+    <w:p/>
+    <w:p>
+      <w:r>
+        <w:lastRenderedPageBreak/>
+        <w:t>(7) GET request</w:t>
+      </w:r>
+    </w:p>
+    <w:p>
+      <w:r>
+        <w:rPr>
+          <w:rFonts w:hint="eastAsia"/>
+          <w:noProof/>
+        </w:rPr>
+        <w:drawing>
+          <wp:inline distT="0" distB="0" distL="0" distR="0" wp14:anchorId="096CFFBE" wp14:editId="0CADB20F">
+            <wp:extent cx="5943600" cy="3275965"/>
+            <wp:effectExtent l="0" t="0" r="0" b="635"/>
+            <wp:docPr id="1757381119" name="Picture 21" descr="A computer screen with white text&#10;&#10;Description automatically generated"/>
+            <wp:cNvGraphicFramePr>
+              <a:graphicFrameLocks xmlns:a="http://schemas.openxmlformats.org/drawingml/2006/main" noChangeAspect="1"/>
+            </wp:cNvGraphicFramePr>
+            <a:graphic xmlns:a="http://schemas.openxmlformats.org/drawingml/2006/main">
+              <a:graphicData uri="http://schemas.openxmlformats.org/drawingml/2006/picture">
+                <pic:pic xmlns:pic="http://schemas.openxmlformats.org/drawingml/2006/picture">
+                  <pic:nvPicPr>
+                    <pic:cNvPr id="1757381119" name="Picture 21" descr="A computer screen with white text&#10;&#10;Description automatically generated"/>
+                    <pic:cNvPicPr/>
+                  </pic:nvPicPr>
+                  <pic:blipFill>
+                    <a:blip r:embed="rId23" cstate="print">
+                      <a:extLst>
+                        <a:ext uri="{28A0092B-C50C-407E-A947-70E740481C1C}">
+                          <a14:useLocalDpi xmlns:a14="http://schemas.microsoft.com/office/drawing/2010/main" val="0"/>
+                        </a:ext>
+                      </a:extLst>
+                    </a:blip>
+                    <a:stretch>
+                      <a:fillRect/>
+                    </a:stretch>
+                  </pic:blipFill>
+                  <pic:spPr>
+                    <a:xfrm>
+                      <a:off x="0" y="0"/>
+                      <a:ext cx="5943600" cy="3275965"/>
+                    </a:xfrm>
+                    <a:prstGeom prst="rect">
+                      <a:avLst/>
+                    </a:prstGeom>
+                  </pic:spPr>
+                </pic:pic>
+              </a:graphicData>
+            </a:graphic>
+          </wp:inline>
+        </w:drawing>
+      </w:r>
+    </w:p>
+    <w:p/>
+    <w:p>
+      <w:r>
+        <w:t>(8) POST request</w:t>
+      </w:r>
+    </w:p>
+    <w:p>
+      <w:r>
+        <w:rPr>
+          <w:rFonts w:hint="eastAsia"/>
+          <w:noProof/>
+        </w:rPr>
+        <w:drawing>
+          <wp:inline distT="0" distB="0" distL="0" distR="0" wp14:anchorId="7B6A71A6" wp14:editId="7EF80A3D">
+            <wp:extent cx="5943600" cy="2792095"/>
+            <wp:effectExtent l="0" t="0" r="0" b="1905"/>
+            <wp:docPr id="1797771207" name="Picture 22" descr="A screenshot of a computer screen&#10;&#10;Description automatically generated"/>
+            <wp:cNvGraphicFramePr>
+              <a:graphicFrameLocks xmlns:a="http://schemas.openxmlformats.org/drawingml/2006/main" noChangeAspect="1"/>
+            </wp:cNvGraphicFramePr>
+            <a:graphic xmlns:a="http://schemas.openxmlformats.org/drawingml/2006/main">
+              <a:graphicData uri="http://schemas.openxmlformats.org/drawingml/2006/picture">
+                <pic:pic xmlns:pic="http://schemas.openxmlformats.org/drawingml/2006/picture">
+                  <pic:nvPicPr>
+                    <pic:cNvPr id="1797771207" name="Picture 22" descr="A screenshot of a computer screen&#10;&#10;Description automatically generated"/>
+                    <pic:cNvPicPr/>
+                  </pic:nvPicPr>
+                  <pic:blipFill>
+                    <a:blip r:embed="rId24" cstate="print">
+                      <a:extLst>
+                        <a:ext uri="{28A0092B-C50C-407E-A947-70E740481C1C}">
+                          <a14:useLocalDpi xmlns:a14="http://schemas.microsoft.com/office/drawing/2010/main" val="0"/>
+                        </a:ext>
+                      </a:extLst>
+                    </a:blip>
+                    <a:stretch>
+                      <a:fillRect/>
+                    </a:stretch>
+                  </pic:blipFill>
+                  <pic:spPr>
+                    <a:xfrm>
+                      <a:off x="0" y="0"/>
+                      <a:ext cx="5943600" cy="2792095"/>
+                    </a:xfrm>
+                    <a:prstGeom prst="rect">
+                      <a:avLst/>
+                    </a:prstGeom>
+                  </pic:spPr>
+                </pic:pic>
+              </a:graphicData>
+            </a:graphic>
+          </wp:inline>
+        </w:drawing>
+      </w:r>
+    </w:p>
+    <w:p>
+      <w:r>
+        <w:br w:type="page"/>
+      </w:r>
+    </w:p>
+    <w:p>
+      <w:pPr>
+        <w:rPr>
+          <w:b/>
+          <w:bCs/>
+          <w:sz w:val="28"/>
+          <w:szCs w:val="28"/>
+        </w:rPr>
+      </w:pPr>
+      <w:r>
+        <w:rPr>
+          <w:b/>
+          <w:bCs/>
+          <w:sz w:val="28"/>
+          <w:szCs w:val="28"/>
+        </w:rPr>
+        <w:lastRenderedPageBreak/>
+        <w:t>Part IV</w:t>
+      </w:r>
+    </w:p>
+    <w:p/>
+    <w:p>
+      <w:r>
+        <w:t>1. Create two instances using Terraform</w:t>
+      </w:r>
+    </w:p>
+    <w:p>
+      <w:r>
+        <w:rPr>
+          <w:rFonts w:hint="eastAsia"/>
+          <w:noProof/>
+        </w:rPr>
+        <w:drawing>
+          <wp:inline distT="0" distB="0" distL="0" distR="0" wp14:anchorId="0CE5D6B6" wp14:editId="31017DCC">
+            <wp:extent cx="5943600" cy="2454275"/>
+            <wp:effectExtent l="0" t="0" r="0" b="0"/>
+            <wp:docPr id="1743691719" name="Picture 23" descr="A screen shot of a computer&#10;&#10;Description automatically generated"/>
+            <wp:cNvGraphicFramePr>
+              <a:graphicFrameLocks xmlns:a="http://schemas.openxmlformats.org/drawingml/2006/main" noChangeAspect="1"/>
+            </wp:cNvGraphicFramePr>
+            <a:graphic xmlns:a="http://schemas.openxmlformats.org/drawingml/2006/main">
+              <a:graphicData uri="http://schemas.openxmlformats.org/drawingml/2006/picture">
+                <pic:pic xmlns:pic="http://schemas.openxmlformats.org/drawingml/2006/picture">
+                  <pic:nvPicPr>
+                    <pic:cNvPr id="1743691719" name="Picture 23" descr="A screen shot of a computer&#10;&#10;Description automatically generated"/>
+                    <pic:cNvPicPr/>
+                  </pic:nvPicPr>
+                  <pic:blipFill>
+                    <a:blip r:embed="rId25" cstate="print">
+                      <a:extLst>
+                        <a:ext uri="{28A0092B-C50C-407E-A947-70E740481C1C}">
+                          <a14:useLocalDpi xmlns:a14="http://schemas.microsoft.com/office/drawing/2010/main" val="0"/>
+                        </a:ext>
+                      </a:extLst>
+                    </a:blip>
+                    <a:stretch>
+                      <a:fillRect/>
+                    </a:stretch>
+                  </pic:blipFill>
+                  <pic:spPr>
+                    <a:xfrm>
+                      <a:off x="0" y="0"/>
+                      <a:ext cx="5943600" cy="2454275"/>
+                    </a:xfrm>
+                    <a:prstGeom prst="rect">
+                      <a:avLst/>
+                    </a:prstGeom>
+                  </pic:spPr>
+                </pic:pic>
+              </a:graphicData>
+            </a:graphic>
+          </wp:inline>
+        </w:drawing>
+      </w:r>
+    </w:p>
+    <w:p/>
+    <w:p>
+      <w:r>
+        <w:t>2. Load and run the docker on first instance</w:t>
+      </w:r>
+    </w:p>
+    <w:p>
+      <w:r>
+        <w:rPr>
+          <w:rFonts w:hint="eastAsia"/>
+          <w:noProof/>
+        </w:rPr>
+        <w:drawing>
+          <wp:inline distT="0" distB="0" distL="0" distR="0" wp14:anchorId="5D56F11C" wp14:editId="6A486C7D">
+            <wp:extent cx="4756249" cy="4413250"/>
+            <wp:effectExtent l="0" t="0" r="6350" b="0"/>
+            <wp:docPr id="2014903202" name="Picture 24" descr="A screenshot of a computer&#10;&#10;Description automatically generated"/>
+            <wp:cNvGraphicFramePr>
+              <a:graphicFrameLocks xmlns:a="http://schemas.openxmlformats.org/drawingml/2006/main" noChangeAspect="1"/>
+            </wp:cNvGraphicFramePr>
+            <a:graphic xmlns:a="http://schemas.openxmlformats.org/drawingml/2006/main">
+              <a:graphicData uri="http://schemas.openxmlformats.org/drawingml/2006/picture">
+                <pic:pic xmlns:pic="http://schemas.openxmlformats.org/drawingml/2006/picture">
+                  <pic:nvPicPr>
+                    <pic:cNvPr id="2014903202" name="Picture 24" descr="A screenshot of a computer&#10;&#10;Description automatically generated"/>
+                    <pic:cNvPicPr/>
+                  </pic:nvPicPr>
+                  <pic:blipFill>
+                    <a:blip r:embed="rId26" cstate="print">
+                      <a:extLst>
+                        <a:ext uri="{28A0092B-C50C-407E-A947-70E740481C1C}">
+                          <a14:useLocalDpi xmlns:a14="http://schemas.microsoft.com/office/drawing/2010/main" val="0"/>
+                        </a:ext>
+                      </a:extLst>
+                    </a:blip>
+                    <a:stretch>
+                      <a:fillRect/>
+                    </a:stretch>
+                  </pic:blipFill>
+                  <pic:spPr>
+                    <a:xfrm>
+                      <a:off x="0" y="0"/>
+                      <a:ext cx="4764945" cy="4421319"/>
+                    </a:xfrm>
+                    <a:prstGeom prst="rect">
+                      <a:avLst/>
+                    </a:prstGeom>
+                  </pic:spPr>
+                </pic:pic>
+              </a:graphicData>
+            </a:graphic>
+          </wp:inline>
+        </w:drawing>
+      </w:r>
+    </w:p>
+    <w:p/>
+    <w:p/>
+    <w:p>
+      <w:r>
+        <w:lastRenderedPageBreak/>
+        <w:t xml:space="preserve">3. </w:t>
+      </w:r>
+      <w:r>
+        <w:t xml:space="preserve">Load and run the docker on </w:t>
+      </w:r>
+      <w:r>
+        <w:t>second</w:t>
+      </w:r>
+      <w:r>
+        <w:t xml:space="preserve"> instance</w:t>
+      </w:r>
+    </w:p>
+    <w:p>
+      <w:r>
+        <w:rPr>
+          <w:rFonts w:hint="eastAsia"/>
+          <w:noProof/>
+        </w:rPr>
+        <w:drawing>
+          <wp:inline distT="0" distB="0" distL="0" distR="0" wp14:anchorId="136E2962" wp14:editId="0972CC97">
+            <wp:extent cx="5048250" cy="4073117"/>
+            <wp:effectExtent l="0" t="0" r="0" b="3810"/>
+            <wp:docPr id="961810721" name="Picture 25" descr="A computer screen shot of a black screen&#10;&#10;Description automatically generated"/>
+            <wp:cNvGraphicFramePr>
+              <a:graphicFrameLocks xmlns:a="http://schemas.openxmlformats.org/drawingml/2006/main" noChangeAspect="1"/>
+            </wp:cNvGraphicFramePr>
+            <a:graphic xmlns:a="http://schemas.openxmlformats.org/drawingml/2006/main">
+              <a:graphicData uri="http://schemas.openxmlformats.org/drawingml/2006/picture">
+                <pic:pic xmlns:pic="http://schemas.openxmlformats.org/drawingml/2006/picture">
+                  <pic:nvPicPr>
+                    <pic:cNvPr id="961810721" name="Picture 25" descr="A computer screen shot of a black screen&#10;&#10;Description automatically generated"/>
+                    <pic:cNvPicPr/>
+                  </pic:nvPicPr>
+                  <pic:blipFill>
+                    <a:blip r:embed="rId27" cstate="print">
+                      <a:extLst>
+                        <a:ext uri="{28A0092B-C50C-407E-A947-70E740481C1C}">
+                          <a14:useLocalDpi xmlns:a14="http://schemas.microsoft.com/office/drawing/2010/main" val="0"/>
+                        </a:ext>
+                      </a:extLst>
+                    </a:blip>
+                    <a:stretch>
+                      <a:fillRect/>
+                    </a:stretch>
+                  </pic:blipFill>
+                  <pic:spPr>
+                    <a:xfrm>
+                      <a:off x="0" y="0"/>
+                      <a:ext cx="5060134" cy="4082706"/>
+                    </a:xfrm>
+                    <a:prstGeom prst="rect">
+                      <a:avLst/>
+                    </a:prstGeom>
+                  </pic:spPr>
+                </pic:pic>
+              </a:graphicData>
+            </a:graphic>
+          </wp:inline>
+        </w:drawing>
+      </w:r>
+    </w:p>
+    <w:p/>
+    <w:p>
+      <w:r>
+        <w:t>4. Run test_two_ec2.py and get the result</w:t>
+      </w:r>
+    </w:p>
+    <w:p>
+      <w:r>
+        <w:rPr>
+          <w:rFonts w:hint="eastAsia"/>
+          <w:noProof/>
+        </w:rPr>
+        <w:drawing>
+          <wp:inline distT="0" distB="0" distL="0" distR="0" wp14:anchorId="0F0EE705" wp14:editId="6B77044C">
+            <wp:extent cx="5327650" cy="3523876"/>
+            <wp:effectExtent l="0" t="0" r="0" b="0"/>
+            <wp:docPr id="491665518" name="Picture 26" descr="A computer screen shot of a black screen&#10;&#10;Description automatically generated"/>
+            <wp:cNvGraphicFramePr>
+              <a:graphicFrameLocks xmlns:a="http://schemas.openxmlformats.org/drawingml/2006/main" noChangeAspect="1"/>
+            </wp:cNvGraphicFramePr>
+            <a:graphic xmlns:a="http://schemas.openxmlformats.org/drawingml/2006/main">
+              <a:graphicData uri="http://schemas.openxmlformats.org/drawingml/2006/picture">
+                <pic:pic xmlns:pic="http://schemas.openxmlformats.org/drawingml/2006/picture">
+                  <pic:nvPicPr>
+                    <pic:cNvPr id="1495265573" name="Picture 26" descr="A computer screen shot of a black screen&#10;&#10;Description automatically generated"/>
+                    <pic:cNvPicPr/>
+                  </pic:nvPicPr>
+                  <pic:blipFill>
+                    <a:blip r:embed="rId28" cstate="print">
+                      <a:extLst>
+                        <a:ext uri="{28A0092B-C50C-407E-A947-70E740481C1C}">
+                          <a14:useLocalDpi xmlns:a14="http://schemas.microsoft.com/office/drawing/2010/main" val="0"/>
+                        </a:ext>
+                      </a:extLst>
+                    </a:blip>
+                    <a:stretch>
+                      <a:fillRect/>
+                    </a:stretch>
+                  </pic:blipFill>
+                  <pic:spPr>
+                    <a:xfrm>
+                      <a:off x="0" y="0"/>
+                      <a:ext cx="5342895" cy="3533960"/>
+                    </a:xfrm>
+                    <a:prstGeom prst="rect">
+                      <a:avLst/>
+                    </a:prstGeom>
+                  </pic:spPr>
+                </pic:pic>
+              </a:graphicData>
+            </a:graphic>
+          </wp:inline>
+        </w:drawing>
+      </w:r>
+    </w:p>
+    <w:p>
+      <w:r>
+        <w:rPr>
+          <w:rFonts w:hint="eastAsia"/>
+          <w:noProof/>
+        </w:rPr>
+        <w:lastRenderedPageBreak/>
+        <w:drawing>
+          <wp:inline distT="0" distB="0" distL="0" distR="0" wp14:anchorId="35D53E96" wp14:editId="6878558E">
+            <wp:extent cx="5943600" cy="3538220"/>
+            <wp:effectExtent l="0" t="0" r="0" b="5080"/>
+            <wp:docPr id="823584199" name="Picture 27" descr="A screenshot of a computer&#10;&#10;Description automatically generated"/>
+            <wp:cNvGraphicFramePr>
+              <a:graphicFrameLocks xmlns:a="http://schemas.openxmlformats.org/drawingml/2006/main" noChangeAspect="1"/>
+            </wp:cNvGraphicFramePr>
+            <a:graphic xmlns:a="http://schemas.openxmlformats.org/drawingml/2006/main">
+              <a:graphicData uri="http://schemas.openxmlformats.org/drawingml/2006/picture">
+                <pic:pic xmlns:pic="http://schemas.openxmlformats.org/drawingml/2006/picture">
+                  <pic:nvPicPr>
+                    <pic:cNvPr id="823584199" name="Picture 27" descr="A screenshot of a computer&#10;&#10;Description automatically generated"/>
+                    <pic:cNvPicPr/>
+                  </pic:nvPicPr>
+                  <pic:blipFill>
+                    <a:blip r:embed="rId29" cstate="print">
+                      <a:extLst>
+                        <a:ext uri="{28A0092B-C50C-407E-A947-70E740481C1C}">
+                          <a14:useLocalDpi xmlns:a14="http://schemas.microsoft.com/office/drawing/2010/main" val="0"/>
+                        </a:ext>
+                      </a:extLst>
+                    </a:blip>
+                    <a:stretch>
+                      <a:fillRect/>
+                    </a:stretch>
+                  </pic:blipFill>
+                  <pic:spPr>
+                    <a:xfrm>
+                      <a:off x="0" y="0"/>
+                      <a:ext cx="5943600" cy="3538220"/>
+                    </a:xfrm>
+                    <a:prstGeom prst="rect">
+                      <a:avLst/>
+                    </a:prstGeom>
+                  </pic:spPr>
+                </pic:pic>
+              </a:graphicData>
+            </a:graphic>
+          </wp:inline>
+        </w:drawing>
+      </w:r>
+      <w:r>
+        <w:rPr>
+          <w:rFonts w:hint="eastAsia"/>
+          <w:noProof/>
+        </w:rPr>
+        <w:drawing>
+          <wp:inline distT="0" distB="0" distL="0" distR="0" wp14:anchorId="3DCE452D" wp14:editId="5A757E3A">
+            <wp:extent cx="5943600" cy="4554855"/>
+            <wp:effectExtent l="0" t="0" r="0" b="4445"/>
+            <wp:docPr id="1572261921" name="Picture 28" descr="A screenshot of a computer screen&#10;&#10;Description automatically generated"/>
+            <wp:cNvGraphicFramePr>
+              <a:graphicFrameLocks xmlns:a="http://schemas.openxmlformats.org/drawingml/2006/main" noChangeAspect="1"/>
+            </wp:cNvGraphicFramePr>
+            <a:graphic xmlns:a="http://schemas.openxmlformats.org/drawingml/2006/main">
+              <a:graphicData uri="http://schemas.openxmlformats.org/drawingml/2006/picture">
+                <pic:pic xmlns:pic="http://schemas.openxmlformats.org/drawingml/2006/picture">
+                  <pic:nvPicPr>
+                    <pic:cNvPr id="1572261921" name="Picture 28" descr="A screenshot of a computer screen&#10;&#10;Description automatically generated"/>
+                    <pic:cNvPicPr/>
+                  </pic:nvPicPr>
+                  <pic:blipFill>
+                    <a:blip r:embed="rId30" cstate="print">
+                      <a:extLst>
+                        <a:ext uri="{28A0092B-C50C-407E-A947-70E740481C1C}">
+                          <a14:useLocalDpi xmlns:a14="http://schemas.microsoft.com/office/drawing/2010/main" val="0"/>
+                        </a:ext>
+                      </a:extLst>
+                    </a:blip>
+                    <a:stretch>
+                      <a:fillRect/>
+                    </a:stretch>
+                  </pic:blipFill>
+                  <pic:spPr>
+                    <a:xfrm>
+                      <a:off x="0" y="0"/>
+                      <a:ext cx="5943600" cy="4554855"/>
+                    </a:xfrm>
+                    <a:prstGeom prst="rect">
+                      <a:avLst/>
+                    </a:prstGeom>
+                  </pic:spPr>
+                </pic:pic>
+              </a:graphicData>
+            </a:graphic>
+          </wp:inline>
+        </w:drawing>
+      </w:r>
+      <w:r>
+        <w:rPr>
+          <w:rFonts w:hint="eastAsia"/>
+          <w:noProof/>
+        </w:rPr>
+        <w:lastRenderedPageBreak/>
+        <w:drawing>
+          <wp:inline distT="0" distB="0" distL="0" distR="0" wp14:anchorId="23C58B69" wp14:editId="72EBC871">
+            <wp:extent cx="5943600" cy="4544695"/>
+            <wp:effectExtent l="0" t="0" r="0" b="1905"/>
+            <wp:docPr id="935074481" name="Picture 29" descr="A screenshot of a computer&#10;&#10;Description automatically generated"/>
+            <wp:cNvGraphicFramePr>
+              <a:graphicFrameLocks xmlns:a="http://schemas.openxmlformats.org/drawingml/2006/main" noChangeAspect="1"/>
+            </wp:cNvGraphicFramePr>
+            <a:graphic xmlns:a="http://schemas.openxmlformats.org/drawingml/2006/main">
+              <a:graphicData uri="http://schemas.openxmlformats.org/drawingml/2006/picture">
+                <pic:pic xmlns:pic="http://schemas.openxmlformats.org/drawingml/2006/picture">
+                  <pic:nvPicPr>
+                    <pic:cNvPr id="935074481" name="Picture 29" descr="A screenshot of a computer&#10;&#10;Description automatically generated"/>
+                    <pic:cNvPicPr/>
+                  </pic:nvPicPr>
+                  <pic:blipFill>
+                    <a:blip r:embed="rId31" cstate="print">
+                      <a:extLst>
+                        <a:ext uri="{28A0092B-C50C-407E-A947-70E740481C1C}">
+                          <a14:useLocalDpi xmlns:a14="http://schemas.microsoft.com/office/drawing/2010/main" val="0"/>
+                        </a:ext>
+                      </a:extLst>
+                    </a:blip>
+                    <a:stretch>
+                      <a:fillRect/>
+                    </a:stretch>
+                  </pic:blipFill>
+                  <pic:spPr>
+                    <a:xfrm>
+                      <a:off x="0" y="0"/>
+                      <a:ext cx="5943600" cy="4544695"/>
+                    </a:xfrm>
+                    <a:prstGeom prst="rect">
+                      <a:avLst/>
+                    </a:prstGeom>
+                  </pic:spPr>
+                </pic:pic>
+              </a:graphicData>
+            </a:graphic>
+          </wp:inline>
+        </w:drawing>
+      </w:r>
+    </w:p>
+    <w:p/>
+    <w:p>
+      <w:pPr>
+        <w:rPr>
+          <w:b/>
+          <w:bCs/>
+        </w:rPr>
+      </w:pPr>
+      <w:r>
+        <w:rPr>
+          <w:b/>
+          <w:bCs/>
+        </w:rPr>
+        <w:t>Comments on What Happened:</w:t>
+      </w:r>
+    </w:p>
+    <w:p/>
+    <w:p>
+      <w:r>
+        <w:t xml:space="preserve">When we send requests to the two EC2 instances for the first time, </w:t>
+      </w:r>
+      <w:proofErr w:type="gramStart"/>
+      <w:r>
+        <w:t>both of them</w:t>
+      </w:r>
+      <w:proofErr w:type="gramEnd"/>
+      <w:r>
+        <w:t xml:space="preserve"> return the same result, which contains three album records. However, after we send a POST request to Instance 2 to add a new album, the second round of GET requests returns different results. Instance 2 now contains four album records, including the newly added one, while Instance 1 still only returns the original three records.</w:t>
+      </w:r>
+    </w:p>
+    <w:p/>
+    <w:p>
+      <w:r>
+        <w:t>This happens because the two EC2 instances are independent from each other. Each instance runs its own container and maintains its own in-memory data and process space. The POST request only updates the data stored in Instance 2, and there is no mechanism for synchronizing data between the two instances. Since the application does not use a shared database or any data replication mechanism, the state change in one instance is not reflected in the other. As a result, the two instances return inconsistent results.</w:t>
+      </w:r>
+    </w:p>
+    <w:p/>
+    <w:p>
+      <w:r>
+        <w:br w:type="page"/>
+      </w:r>
+    </w:p>
+    <w:p>
+      <w:r>
+        <w:lastRenderedPageBreak/>
+        <w:t>Part V</w:t>
+      </w:r>
+    </w:p>
     <w:p/>
     <w:sectPr>
       <w:pgSz w:w="12240" w:h="15840"/>
@@ -1231,6 +2184,86 @@
     <w:semiHidden/>
     <w:unhideWhenUsed/>
   </w:style>
+  <w:style w:type="paragraph" w:styleId="HTMLPreformatted">
+    <w:name w:val="HTML Preformatted"/>
+    <w:basedOn w:val="Normal"/>
+    <w:link w:val="HTMLPreformattedChar"/>
+    <w:uiPriority w:val="99"/>
+    <w:semiHidden/>
+    <w:unhideWhenUsed/>
+    <w:rsid w:val="009A6A52"/>
+    <w:pPr>
+      <w:tabs>
+        <w:tab w:val="left" w:pos="916"/>
+        <w:tab w:val="left" w:pos="1832"/>
+        <w:tab w:val="left" w:pos="2748"/>
+        <w:tab w:val="left" w:pos="3664"/>
+        <w:tab w:val="left" w:pos="4580"/>
+        <w:tab w:val="left" w:pos="5496"/>
+        <w:tab w:val="left" w:pos="6412"/>
+        <w:tab w:val="left" w:pos="7328"/>
+        <w:tab w:val="left" w:pos="8244"/>
+        <w:tab w:val="left" w:pos="9160"/>
+        <w:tab w:val="left" w:pos="10076"/>
+        <w:tab w:val="left" w:pos="10992"/>
+        <w:tab w:val="left" w:pos="11908"/>
+        <w:tab w:val="left" w:pos="12824"/>
+        <w:tab w:val="left" w:pos="13740"/>
+        <w:tab w:val="left" w:pos="14656"/>
+      </w:tabs>
+    </w:pPr>
+    <w:rPr>
+      <w:rFonts w:ascii="Courier New" w:eastAsia="Times New Roman" w:hAnsi="Courier New" w:cs="Courier New"/>
+      <w:kern w:val="0"/>
+      <w:sz w:val="20"/>
+      <w:szCs w:val="20"/>
+      <w14:ligatures w14:val="none"/>
+    </w:rPr>
+  </w:style>
+  <w:style w:type="character" w:customStyle="1" w:styleId="HTMLPreformattedChar">
+    <w:name w:val="HTML Preformatted Char"/>
+    <w:basedOn w:val="DefaultParagraphFont"/>
+    <w:link w:val="HTMLPreformatted"/>
+    <w:uiPriority w:val="99"/>
+    <w:semiHidden/>
+    <w:rsid w:val="009A6A52"/>
+    <w:rPr>
+      <w:rFonts w:ascii="Courier New" w:eastAsia="Times New Roman" w:hAnsi="Courier New" w:cs="Courier New"/>
+      <w:kern w:val="0"/>
+      <w:sz w:val="20"/>
+      <w:szCs w:val="20"/>
+      <w14:ligatures w14:val="none"/>
+    </w:rPr>
+  </w:style>
+  <w:style w:type="character" w:styleId="HTMLCode">
+    <w:name w:val="HTML Code"/>
+    <w:basedOn w:val="DefaultParagraphFont"/>
+    <w:uiPriority w:val="99"/>
+    <w:semiHidden/>
+    <w:unhideWhenUsed/>
+    <w:rsid w:val="009A6A52"/>
+    <w:rPr>
+      <w:rFonts w:ascii="Courier New" w:eastAsia="Times New Roman" w:hAnsi="Courier New" w:cs="Courier New"/>
+      <w:sz w:val="20"/>
+      <w:szCs w:val="20"/>
+    </w:rPr>
+  </w:style>
+  <w:style w:type="paragraph" w:styleId="NormalWeb">
+    <w:name w:val="Normal (Web)"/>
+    <w:basedOn w:val="Normal"/>
+    <w:uiPriority w:val="99"/>
+    <w:semiHidden/>
+    <w:unhideWhenUsed/>
+    <w:rsid w:val="00B20E92"/>
+    <w:pPr>
+      <w:spacing w:before="100" w:beforeAutospacing="1" w:after="100" w:afterAutospacing="1"/>
+    </w:pPr>
+    <w:rPr>
+      <w:rFonts w:ascii="Times New Roman" w:eastAsia="Times New Roman" w:hAnsi="Times New Roman" w:cs="Times New Roman"/>
+      <w:kern w:val="0"/>
+      <w14:ligatures w14:val="none"/>
+    </w:rPr>
+  </w:style>
 </w:styles>
 </file>
 
